--- a/career/metro-group/Peace-Sossa-Cover-Letter-Metro-Group.docx
+++ b/career/metro-group/Peace-Sossa-Cover-Letter-Metro-Group.docx
@@ -4,7 +4,7 @@
   <w:body>
     <w:p>
       <w:pPr>
-        <w:spacing w:after="30" w:line="260"/>
+        <w:spacing w:after="30" w:line="258"/>
       </w:pPr>
       <w:r>
         <w:rPr>
@@ -23,19 +23,8 @@
         <w:pBdr>
           <w:bottom w:val="single" w:color="1F3A5F" w:sz="6" w:space="6"/>
         </w:pBdr>
-        <w:spacing w:after="60" w:line="260"/>
-      </w:pPr>
-      <w:r>
-        <w:rPr>
-          <w:rFonts w:ascii="Calibri" w:cs="Calibri" w:eastAsia="Calibri" w:hAnsi="Calibri"/>
-          <w:b/>
-          <w:bCs/>
-          <w:color w:val="C00000"/>
-          <w:sz w:val="18"/>
-          <w:szCs w:val="18"/>
-        </w:rPr>
-        <w:t xml:space="preserve">[[City]]</w:t>
-      </w:r>
+        <w:spacing w:after="60" w:line="258"/>
+      </w:pPr>
       <w:r>
         <w:rPr>
           <w:rFonts w:ascii="Calibri" w:cs="Calibri" w:eastAsia="Calibri" w:hAnsi="Calibri"/>
@@ -43,24 +32,96 @@
           <w:sz w:val="18"/>
           <w:szCs w:val="18"/>
         </w:rPr>
-        <w:t xml:space="preserve">, Nigeria  ·  peace.launchoperator@gmail.com  ·  </w:t>
-      </w:r>
+        <w:t xml:space="preserve">Okpoma, Cross River, Nigeria  ·  +234 903 052 5488  ·  peace.sossa@gmail.com</w:t>
+      </w:r>
+    </w:p>
+    <w:p>
+      <w:pPr>
+        <w:spacing w:after="180" w:before="180" w:line="258"/>
+      </w:pPr>
       <w:r>
         <w:rPr>
           <w:rFonts w:ascii="Calibri" w:cs="Calibri" w:eastAsia="Calibri" w:hAnsi="Calibri"/>
           <w:b/>
           <w:bCs/>
           <w:color w:val="C00000"/>
-          <w:sz w:val="18"/>
-          <w:szCs w:val="18"/>
-        </w:rPr>
-        <w:t xml:space="preserve">[[+234 XXX XXX XXXX]]</w:t>
-      </w:r>
-    </w:p>
-    <w:p>
-      <w:pPr>
-        <w:spacing w:after="200" w:before="200" w:line="260"/>
-      </w:pPr>
+          <w:sz w:val="21"/>
+          <w:szCs w:val="21"/>
+        </w:rPr>
+        <w:t xml:space="preserve">[[Date]]</w:t>
+      </w:r>
+    </w:p>
+    <w:p>
+      <w:pPr>
+        <w:spacing w:after="0" w:before="0" w:line="258"/>
+      </w:pPr>
+      <w:r>
+        <w:rPr>
+          <w:rFonts w:ascii="Calibri" w:cs="Calibri" w:eastAsia="Calibri" w:hAnsi="Calibri"/>
+          <w:color w:val="000000"/>
+          <w:sz w:val="21"/>
+          <w:szCs w:val="21"/>
+        </w:rPr>
+        <w:t xml:space="preserve">The Hiring Team</w:t>
+      </w:r>
+    </w:p>
+    <w:p>
+      <w:pPr>
+        <w:spacing w:after="0" w:before="0" w:line="258"/>
+      </w:pPr>
+      <w:r>
+        <w:rPr>
+          <w:rFonts w:ascii="Calibri" w:cs="Calibri" w:eastAsia="Calibri" w:hAnsi="Calibri"/>
+          <w:color w:val="000000"/>
+          <w:sz w:val="21"/>
+          <w:szCs w:val="21"/>
+        </w:rPr>
+        <w:t xml:space="preserve">Metro Group</w:t>
+      </w:r>
+    </w:p>
+    <w:p>
+      <w:pPr>
+        <w:spacing w:after="190" w:before="0" w:line="258"/>
+      </w:pPr>
+      <w:r>
+        <w:rPr>
+          <w:rFonts w:ascii="Calibri" w:cs="Calibri" w:eastAsia="Calibri" w:hAnsi="Calibri"/>
+          <w:color w:val="000000"/>
+          <w:sz w:val="21"/>
+          <w:szCs w:val="21"/>
+        </w:rPr>
+        <w:t xml:space="preserve">9B Bosun Adekoya Street, Oniru, Lagos</w:t>
+      </w:r>
+    </w:p>
+    <w:p>
+      <w:pPr>
+        <w:spacing w:after="170" w:before="0" w:line="258"/>
+      </w:pPr>
+      <w:r>
+        <w:rPr>
+          <w:rFonts w:ascii="Calibri" w:cs="Calibri" w:eastAsia="Calibri" w:hAnsi="Calibri"/>
+          <w:b/>
+          <w:bCs/>
+          <w:color w:val="000000"/>
+          <w:sz w:val="21"/>
+          <w:szCs w:val="21"/>
+        </w:rPr>
+        <w:t xml:space="preserve">Re: Finance Intern</w:t>
+      </w:r>
+    </w:p>
+    <w:p>
+      <w:pPr>
+        <w:spacing w:after="130" w:before="0" w:line="258"/>
+      </w:pPr>
+      <w:r>
+        <w:rPr>
+          <w:rFonts w:ascii="Calibri" w:cs="Calibri" w:eastAsia="Calibri" w:hAnsi="Calibri"/>
+          <w:color w:val="000000"/>
+          <w:sz w:val="21"/>
+          <w:szCs w:val="21"/>
+        </w:rPr>
+        <w:t xml:space="preserve">Dear </w:t>
+      </w:r>
       <w:r>
         <w:rPr>
           <w:rFonts w:ascii="Calibri" w:cs="Calibri" w:eastAsia="Calibri" w:hAnsi="Calibri"/>
@@ -70,79 +131,120 @@
           <w:sz w:val="21"/>
           <w:szCs w:val="21"/>
         </w:rPr>
-        <w:t xml:space="preserve">[[Date]]</w:t>
-      </w:r>
-    </w:p>
-    <w:p>
-      <w:pPr>
-        <w:spacing w:after="140" w:before="0" w:line="260"/>
-      </w:pPr>
-      <w:r>
-        <w:rPr>
-          <w:rFonts w:ascii="Calibri" w:cs="Calibri" w:eastAsia="Calibri" w:hAnsi="Calibri"/>
-          <w:color w:val="000000"/>
-          <w:sz w:val="21"/>
-          <w:szCs w:val="21"/>
-        </w:rPr>
-        <w:t xml:space="preserve">The Hiring Team</w:t>
-      </w:r>
-    </w:p>
-    <w:p>
-      <w:pPr>
-        <w:spacing w:after="140" w:before="0" w:line="260"/>
-      </w:pPr>
-      <w:r>
-        <w:rPr>
-          <w:rFonts w:ascii="Calibri" w:cs="Calibri" w:eastAsia="Calibri" w:hAnsi="Calibri"/>
-          <w:color w:val="000000"/>
-          <w:sz w:val="21"/>
-          <w:szCs w:val="21"/>
-        </w:rPr>
-        <w:t xml:space="preserve">Metro Group</w:t>
-      </w:r>
-    </w:p>
-    <w:p>
-      <w:pPr>
-        <w:spacing w:after="220" w:before="0" w:line="260"/>
-      </w:pPr>
-      <w:r>
-        <w:rPr>
-          <w:rFonts w:ascii="Calibri" w:cs="Calibri" w:eastAsia="Calibri" w:hAnsi="Calibri"/>
-          <w:color w:val="000000"/>
-          <w:sz w:val="21"/>
-          <w:szCs w:val="21"/>
-        </w:rPr>
-        <w:t xml:space="preserve">9B Bosun Adekoya Street, Oniru, Lagos</w:t>
-      </w:r>
-    </w:p>
-    <w:p>
-      <w:pPr>
-        <w:spacing w:after="200" w:before="0" w:line="260"/>
-      </w:pPr>
-      <w:r>
-        <w:rPr>
-          <w:rFonts w:ascii="Calibri" w:cs="Calibri" w:eastAsia="Calibri" w:hAnsi="Calibri"/>
-          <w:b/>
-          <w:bCs/>
-          <w:color w:val="000000"/>
-          <w:sz w:val="21"/>
-          <w:szCs w:val="21"/>
-        </w:rPr>
-        <w:t xml:space="preserve">Re: Finance Intern</w:t>
-      </w:r>
-    </w:p>
-    <w:p>
-      <w:pPr>
-        <w:spacing w:after="140" w:before="0" w:line="260"/>
-      </w:pPr>
-      <w:r>
-        <w:rPr>
-          <w:rFonts w:ascii="Calibri" w:cs="Calibri" w:eastAsia="Calibri" w:hAnsi="Calibri"/>
-          <w:color w:val="000000"/>
-          <w:sz w:val="21"/>
-          <w:szCs w:val="21"/>
-        </w:rPr>
-        <w:t xml:space="preserve">Dear </w:t>
+        <w:t xml:space="preserve">[[Ms./Mr. Surname — or "Hiring Team" if you cannot find a name]]</w:t>
+      </w:r>
+      <w:r>
+        <w:rPr>
+          <w:rFonts w:ascii="Calibri" w:cs="Calibri" w:eastAsia="Calibri" w:hAnsi="Calibri"/>
+          <w:color w:val="000000"/>
+          <w:sz w:val="21"/>
+          <w:szCs w:val="21"/>
+        </w:rPr>
+        <w:t xml:space="preserve">,</w:t>
+      </w:r>
+    </w:p>
+    <w:p>
+      <w:pPr>
+        <w:spacing w:after="130" w:before="0" w:line="258"/>
+      </w:pPr>
+      <w:r>
+        <w:rPr>
+          <w:rFonts w:ascii="Calibri" w:cs="Calibri" w:eastAsia="Calibri" w:hAnsi="Calibri"/>
+          <w:color w:val="000000"/>
+          <w:sz w:val="21"/>
+          <w:szCs w:val="21"/>
+        </w:rPr>
+        <w:t xml:space="preserve">I am applying for the Finance Intern role at Metro Group. I am a BSc Economics student at Miva Open University with a CGPA of 4.53/5.00 and the CFA Institute’s Investment Foundations Certificate, and I work natively in both French and English.</w:t>
+      </w:r>
+    </w:p>
+    <w:p>
+      <w:pPr>
+        <w:spacing w:after="130" w:before="0" w:line="258"/>
+      </w:pPr>
+      <w:r>
+        <w:rPr>
+          <w:rFonts w:ascii="Calibri" w:cs="Calibri" w:eastAsia="Calibri" w:hAnsi="Calibri"/>
+          <w:color w:val="000000"/>
+          <w:sz w:val="21"/>
+          <w:szCs w:val="21"/>
+        </w:rPr>
+        <w:t xml:space="preserve">Two things in my background line up closely with this role.</w:t>
+      </w:r>
+    </w:p>
+    <w:p>
+      <w:pPr>
+        <w:spacing w:after="130" w:before="0" w:line="258"/>
+      </w:pPr>
+      <w:r>
+        <w:rPr>
+          <w:rFonts w:ascii="Calibri" w:cs="Calibri" w:eastAsia="Calibri" w:hAnsi="Calibri"/>
+          <w:b/>
+          <w:bCs/>
+          <w:sz w:val="21"/>
+          <w:szCs w:val="21"/>
+        </w:rPr>
+        <w:t xml:space="preserve">First, I already do a smaller version of the work.</w:t>
+      </w:r>
+      <w:r>
+        <w:rPr>
+          <w:rFonts w:ascii="Calibri" w:cs="Calibri" w:eastAsia="Calibri" w:hAnsi="Calibri"/>
+          <w:color w:val="000000"/>
+          <w:sz w:val="21"/>
+          <w:szCs w:val="21"/>
+        </w:rPr>
+        <w:t xml:space="preserve"> As Executive Virtual Assistant to Peace and Unity Media Enterprise I reconcile cash and track sales and expenses for an ice-block distribution operation, and report to the Director every month — sixteen consecutive reporting cycles delivered on time. The scale is nothing like Metro Group’s, but the discipline is the same: every receipt matched, every discrepancy explained, the report out when it is due.</w:t>
+      </w:r>
+    </w:p>
+    <w:p>
+      <w:pPr>
+        <w:spacing w:after="130" w:before="0" w:line="258"/>
+      </w:pPr>
+      <w:r>
+        <w:rPr>
+          <w:rFonts w:ascii="Calibri" w:cs="Calibri" w:eastAsia="Calibri" w:hAnsi="Calibri"/>
+          <w:b/>
+          <w:bCs/>
+          <w:sz w:val="21"/>
+          <w:szCs w:val="21"/>
+        </w:rPr>
+        <w:t xml:space="preserve">Second, I understand what your finance function actually is.</w:t>
+      </w:r>
+      <w:r>
+        <w:rPr>
+          <w:rFonts w:ascii="Calibri" w:cs="Calibri" w:eastAsia="Calibri" w:hAnsi="Calibri"/>
+          <w:color w:val="000000"/>
+          <w:sz w:val="21"/>
+          <w:szCs w:val="21"/>
+        </w:rPr>
+        <w:t xml:space="preserve"> Rent-to-own and NHF-financed homeownership means instalments arriving each month from a large number of buyers across several accounts and channels, each one needing to be matched to the right person’s balance before anyone can say what the business earned that week. My independent research is currently focused on digital real estate, and I have published work on West and Central African financial markets drawn from the IMF Financial Access Survey, the Central Bank of Nigeria, NIBSS and EFInA — every series verified against primary sources, with a published limitations section correcting a conflation common in secondary coverage. Precision with financial data is the habit I would bring to your reconciliations.</w:t>
+      </w:r>
+    </w:p>
+    <w:p>
+      <w:pPr>
+        <w:spacing w:after="130" w:before="0" w:line="258"/>
+      </w:pPr>
+      <w:r>
+        <w:rPr>
+          <w:rFonts w:ascii="Calibri" w:cs="Calibri" w:eastAsia="Calibri" w:hAnsi="Calibri"/>
+          <w:color w:val="000000"/>
+          <w:sz w:val="21"/>
+          <w:szCs w:val="21"/>
+        </w:rPr>
+        <w:t xml:space="preserve">Alongside Excel I work in SQL, Power BI and Tableau, which should be useful as reporting moves beyond spreadsheets. As a native French speaker I can also handle correspondence and calls with francophone diaspora buyers or suppliers without a translator.</w:t>
+      </w:r>
+    </w:p>
+    <w:p>
+      <w:pPr>
+        <w:spacing w:after="130" w:before="0" w:line="258"/>
+      </w:pPr>
+      <w:r>
+        <w:rPr>
+          <w:rFonts w:ascii="Calibri" w:cs="Calibri" w:eastAsia="Calibri" w:hAnsi="Calibri"/>
+          <w:color w:val="000000"/>
+          <w:sz w:val="21"/>
+          <w:szCs w:val="21"/>
+        </w:rPr>
+        <w:t xml:space="preserve">I am currently based in Cross River State and am ready to relocate to Lagos for this role, available to start </w:t>
       </w:r>
       <w:r>
         <w:rPr>
@@ -153,174 +255,21 @@
           <w:sz w:val="21"/>
           <w:szCs w:val="21"/>
         </w:rPr>
-        <w:t xml:space="preserve">[[Ms./Mr. Surname — or "Hiring Team" if you cannot find a name]]</w:t>
-      </w:r>
-      <w:r>
-        <w:rPr>
-          <w:rFonts w:ascii="Calibri" w:cs="Calibri" w:eastAsia="Calibri" w:hAnsi="Calibri"/>
-          <w:color w:val="000000"/>
-          <w:sz w:val="21"/>
-          <w:szCs w:val="21"/>
-        </w:rPr>
-        <w:t xml:space="preserve">,</w:t>
-      </w:r>
-    </w:p>
-    <w:p>
-      <w:pPr>
-        <w:spacing w:after="140" w:before="0" w:line="260"/>
-      </w:pPr>
-      <w:r>
-        <w:rPr>
-          <w:rFonts w:ascii="Calibri" w:cs="Calibri" w:eastAsia="Calibri" w:hAnsi="Calibri"/>
-          <w:color w:val="000000"/>
-          <w:sz w:val="21"/>
-          <w:szCs w:val="21"/>
-        </w:rPr>
-        <w:t xml:space="preserve">I am applying for the Finance Intern role at Metro Group. I am a 200-level BSc Economics student at Miva Open University, I am available full time and on-site in Lagos, and I work in both English and French.</w:t>
-      </w:r>
-    </w:p>
-    <w:p>
-      <w:pPr>
-        <w:spacing w:after="140" w:before="0" w:line="260"/>
-      </w:pPr>
-      <w:r>
-        <w:rPr>
-          <w:rFonts w:ascii="Calibri" w:cs="Calibri" w:eastAsia="Calibri" w:hAnsi="Calibri"/>
-          <w:color w:val="000000"/>
-          <w:sz w:val="21"/>
-          <w:szCs w:val="21"/>
-        </w:rPr>
-        <w:t xml:space="preserve">What drew me to this role is that Metro Group’s finance function is not really a reporting function — it is a collections and reconciliation engine. Rent-to-own and NHF-financed homeownership means instalments arriving every month from a large number of buyers, across several accounts and channels, each one needing to be matched to the right person’s balance before anyone can say what the business actually earned that week. Get that wrong and both the liquidity picture and the buyer relationship break. That is the problem I want to work on.</w:t>
-      </w:r>
-    </w:p>
-    <w:p>
-      <w:pPr>
-        <w:spacing w:after="140" w:before="0" w:line="260"/>
-      </w:pPr>
-      <w:r>
-        <w:rPr>
-          <w:rFonts w:ascii="Calibri" w:cs="Calibri" w:eastAsia="Calibri" w:hAnsi="Calibri"/>
-          <w:color w:val="000000"/>
-          <w:sz w:val="21"/>
-          <w:szCs w:val="21"/>
-        </w:rPr>
-        <w:t xml:space="preserve">To prepare, I built an Excel reconciliation model that tracks monthly instalment payments from </w:t>
-      </w:r>
-      <w:r>
-        <w:rPr>
-          <w:rFonts w:ascii="Calibri" w:cs="Calibri" w:eastAsia="Calibri" w:hAnsi="Calibri"/>
-          <w:b/>
-          <w:bCs/>
-          <w:color w:val="C00000"/>
-          <w:sz w:val="21"/>
-          <w:szCs w:val="21"/>
-        </w:rPr>
-        <w:t xml:space="preserve">[[40]]</w:t>
-      </w:r>
-      <w:r>
-        <w:rPr>
-          <w:rFonts w:ascii="Calibri" w:cs="Calibri" w:eastAsia="Calibri" w:hAnsi="Calibri"/>
-          <w:color w:val="000000"/>
-          <w:sz w:val="21"/>
-          <w:szCs w:val="21"/>
-        </w:rPr>
-        <w:t xml:space="preserve"> buyers across </w:t>
-      </w:r>
-      <w:r>
-        <w:rPr>
-          <w:rFonts w:ascii="Calibri" w:cs="Calibri" w:eastAsia="Calibri" w:hAnsi="Calibri"/>
-          <w:b/>
-          <w:bCs/>
-          <w:color w:val="C00000"/>
-          <w:sz w:val="21"/>
-          <w:szCs w:val="21"/>
-        </w:rPr>
-        <w:t xml:space="preserve">[[3]]</w:t>
-      </w:r>
-      <w:r>
-        <w:rPr>
-          <w:rFonts w:ascii="Calibri" w:cs="Calibri" w:eastAsia="Calibri" w:hAnsi="Calibri"/>
-          <w:color w:val="000000"/>
-          <w:sz w:val="21"/>
-          <w:szCs w:val="21"/>
-        </w:rPr>
-        <w:t xml:space="preserve"> bank accounts and a payment wallet, including receipts in foreign currency. It matches receipts to individual accounts automatically, flags short payments, late payers and unmatched receipts, and produces a weekly liquidity summary by account and by currency. I would be glad to walk you through it.</w:t>
-      </w:r>
-    </w:p>
-    <w:p>
-      <w:pPr>
-        <w:spacing w:after="90" w:before="0" w:line="260"/>
-      </w:pPr>
-      <w:r>
-        <w:rPr>
-          <w:rFonts w:ascii="Calibri" w:cs="Calibri" w:eastAsia="Calibri" w:hAnsi="Calibri"/>
-          <w:color w:val="000000"/>
-          <w:sz w:val="21"/>
-          <w:szCs w:val="21"/>
-        </w:rPr>
-        <w:t xml:space="preserve">Alongside that I bring:</w:t>
-      </w:r>
-    </w:p>
-    <w:p>
-      <w:pPr>
-        <w:pStyle w:val="ListParagraph"/>
-        <w:numPr>
-          <w:ilvl w:val="0"/>
-          <w:numId w:val="2"/>
-        </w:numPr>
-        <w:spacing w:after="90" w:before="0" w:line="260"/>
-      </w:pPr>
-      <w:r>
-        <w:rPr>
-          <w:rFonts w:ascii="Calibri" w:cs="Calibri" w:eastAsia="Calibri" w:hAnsi="Calibri"/>
-          <w:color w:val="000000"/>
-          <w:sz w:val="21"/>
-          <w:szCs w:val="21"/>
-        </w:rPr>
-        <w:t xml:space="preserve">Economics training, so I can explain why a number moved — an FX shift, an inflation effect, a collections shortfall — rather than only reporting it.</w:t>
-      </w:r>
-    </w:p>
-    <w:p>
-      <w:pPr>
-        <w:pStyle w:val="ListParagraph"/>
-        <w:numPr>
-          <w:ilvl w:val="0"/>
-          <w:numId w:val="2"/>
-        </w:numPr>
-        <w:spacing w:after="90" w:before="0" w:line="260"/>
-      </w:pPr>
-      <w:r>
-        <w:rPr>
-          <w:rFonts w:ascii="Calibri" w:cs="Calibri" w:eastAsia="Calibri" w:hAnsi="Calibri"/>
-          <w:color w:val="000000"/>
-          <w:sz w:val="21"/>
-          <w:szCs w:val="21"/>
-        </w:rPr>
-        <w:t xml:space="preserve">Fluent French as well as English, useful for diaspora buyers remitting from France, Belgium or francophone West Africa, and for supplier correspondence in French.</w:t>
-      </w:r>
-    </w:p>
-    <w:p>
-      <w:pPr>
-        <w:pStyle w:val="ListParagraph"/>
-        <w:numPr>
-          <w:ilvl w:val="0"/>
-          <w:numId w:val="2"/>
-        </w:numPr>
-        <w:spacing w:after="90" w:before="0" w:line="260"/>
-      </w:pPr>
-      <w:r>
-        <w:rPr>
-          <w:rFonts w:ascii="Calibri" w:cs="Calibri" w:eastAsia="Calibri" w:hAnsi="Calibri"/>
-          <w:color w:val="000000"/>
-          <w:sz w:val="21"/>
-          <w:szCs w:val="21"/>
-        </w:rPr>
-        <w:t xml:space="preserve">A fully online degree, which has made me self-directed by necessity and lets my study schedule flex around full working hours.</w:t>
-      </w:r>
-    </w:p>
-    <w:p>
-      <w:pPr>
-        <w:spacing w:after="260" w:before="90" w:line="260"/>
+        <w:t xml:space="preserve">[[your availability]]</w:t>
+      </w:r>
+      <w:r>
+        <w:rPr>
+          <w:rFonts w:ascii="Calibri" w:cs="Calibri" w:eastAsia="Calibri" w:hAnsi="Calibri"/>
+          <w:color w:val="000000"/>
+          <w:sz w:val="21"/>
+          <w:szCs w:val="21"/>
+        </w:rPr>
+        <w:t xml:space="preserve">. My degree is delivered fully online, so my studies flex around full working hours.</w:t>
+      </w:r>
+    </w:p>
+    <w:p>
+      <w:pPr>
+        <w:spacing w:after="240" w:before="0" w:line="258"/>
       </w:pPr>
       <w:r>
         <w:rPr>
@@ -334,7 +283,7 @@
     </w:p>
     <w:p>
       <w:pPr>
-        <w:spacing w:after="220" w:before="0" w:line="260"/>
+        <w:spacing w:after="200" w:before="0" w:line="258"/>
       </w:pPr>
       <w:r>
         <w:rPr>
@@ -348,7 +297,7 @@
     </w:p>
     <w:p>
       <w:pPr>
-        <w:spacing w:after="140" w:before="0" w:line="260"/>
+        <w:spacing w:after="130" w:before="0" w:line="258"/>
       </w:pPr>
       <w:r>
         <w:rPr>
@@ -364,7 +313,7 @@
     </w:p>
     <w:sectPr>
       <w:pgSz w:w="11906" w:h="16838" w:orient="portrait"/>
-      <w:pgMar w:top="1008" w:right="1224" w:bottom="1008" w:left="1224" w:header="708" w:footer="708" w:gutter="0"/>
+      <w:pgMar w:top="936" w:right="1152" w:bottom="936" w:left="1152" w:header="708" w:footer="708" w:gutter="0"/>
       <w:pgNumType/>
       <w:docGrid w:linePitch="360"/>
     </w:sectPr>
@@ -536,26 +485,8 @@
       </w:pPr>
     </w:lvl>
   </w:abstractNum>
-  <w:abstractNum w:abstractNumId="2" w15:restartNumberingAfterBreak="0">
-    <w:multiLevelType w:val="hybridMultilevel"/>
-    <w:lvl w:ilvl="0" w15:tentative="1">
-      <w:start w:val="1"/>
-      <w:numFmt w:val="bullet"/>
-      <w:lvlText w:val="•"/>
-      <w:lvlJc w:val="left"/>
-      <w:pPr>
-        <w:ind w:left="316" w:hanging="201"/>
-      </w:pPr>
-    </w:lvl>
-  </w:abstractNum>
   <w:num w:numId="1">
     <w:abstractNumId w:val="1"/>
-    <w:lvlOverride w:ilvl="0">
-      <w:startOverride w:val="1"/>
-    </w:lvlOverride>
-  </w:num>
-  <w:num w:numId="2">
-    <w:abstractNumId w:val="2"/>
     <w:lvlOverride w:ilvl="0">
       <w:startOverride w:val="1"/>
     </w:lvlOverride>
